--- a/BubbleFish - Planning/2026.03.25 - BubbleFish-Master-Build-Plan-V_3-Comet.docx
+++ b/BubbleFish - Planning/2026.03.25 - BubbleFish-Master-Build-Plan-V_3-Comet.docx
@@ -35,7 +35,7 @@
           <w:szCs w:val="24"/>
         </w:rPr>
         <w:pict w14:anchorId="51139972">
-          <v:rect id="_x0000_i1031" style="width:0;height:1.5pt" o:hralign="center" o:hrstd="t" o:hr="t" fillcolor="#a0a0a0" stroked="f"/>
+          <v:rect id="_x0000_i1025" style="width:0;height:1.5pt" o:hralign="center" o:hrstd="t" o:hr="t" fillcolor="#a0a0a0" stroked="f"/>
         </w:pict>
       </w:r>
     </w:p>
@@ -72,7 +72,31 @@
           <w:sz w:val="48"/>
           <w:szCs w:val="48"/>
         </w:rPr>
-        <w:t xml:space="preserve"> BubbleFish: Extreme Analysis</w:t>
+        <w:t xml:space="preserve"> </w:t>
+      </w:r>
+      <w:proofErr w:type="spellStart"/>
+      <w:r>
+        <w:rPr>
+          <w:rFonts w:ascii="Times New Roman" w:eastAsia="Times New Roman" w:hAnsi="Times New Roman" w:cs="Times New Roman"/>
+          <w:b/>
+          <w:bCs/>
+          <w:kern w:val="36"/>
+          <w:sz w:val="48"/>
+          <w:szCs w:val="48"/>
+        </w:rPr>
+        <w:t>BubbleFish</w:t>
+      </w:r>
+      <w:proofErr w:type="spellEnd"/>
+      <w:r>
+        <w:rPr>
+          <w:rFonts w:ascii="Times New Roman" w:eastAsia="Times New Roman" w:hAnsi="Times New Roman" w:cs="Times New Roman"/>
+          <w:b/>
+          <w:bCs/>
+          <w:kern w:val="36"/>
+          <w:sz w:val="48"/>
+          <w:szCs w:val="48"/>
+        </w:rPr>
+        <w:t>: Extreme Analysis</w:t>
       </w:r>
     </w:p>
     <w:p>
@@ -113,7 +137,43 @@
           <w:sz w:val="24"/>
           <w:szCs w:val="24"/>
         </w:rPr>
-        <w:t>The idea started as "what if I built multinode.js" — a dead-simple frustration with running separate servers for Claude and Perplexity. V1 crystallized it into a brilliant Node.js build-time compiler concept with file-based config, pre-compiled translation files, and a Charmbracelet-inspired terminal dashboard. V2 was a surgical pivot: drop Node.js entirely, rewrite in Go for single-binary distribution, native goroutine concurrency, and the actual Bubble Tea TUI framework. The V2 document even self-critiques its own weaknesses — which is exactly the right engineering mindset.2026.03.25-BubbleFish-Master-Build-Plan-2.docx+2</w:t>
+        <w:t xml:space="preserve">The idea started as "what if I built </w:t>
+      </w:r>
+      <w:proofErr w:type="gramStart"/>
+      <w:r>
+        <w:rPr>
+          <w:rFonts w:ascii="Times New Roman" w:eastAsia="Times New Roman" w:hAnsi="Times New Roman" w:cs="Times New Roman"/>
+          <w:sz w:val="24"/>
+          <w:szCs w:val="24"/>
+        </w:rPr>
+        <w:t>multinode.js" —</w:t>
+      </w:r>
+      <w:proofErr w:type="gramEnd"/>
+      <w:r>
+        <w:rPr>
+          <w:rFonts w:ascii="Times New Roman" w:eastAsia="Times New Roman" w:hAnsi="Times New Roman" w:cs="Times New Roman"/>
+          <w:sz w:val="24"/>
+          <w:szCs w:val="24"/>
+        </w:rPr>
+        <w:t xml:space="preserve"> a dead-simple frustration with running separate servers for Claude and Perplexity. V1 crystallized it into a brilliant Node.js build-time compiler concept with file-based config, pre-compiled translation files, and a </w:t>
+      </w:r>
+      <w:proofErr w:type="spellStart"/>
+      <w:r>
+        <w:rPr>
+          <w:rFonts w:ascii="Times New Roman" w:eastAsia="Times New Roman" w:hAnsi="Times New Roman" w:cs="Times New Roman"/>
+          <w:sz w:val="24"/>
+          <w:szCs w:val="24"/>
+        </w:rPr>
+        <w:t>Charmbracelet</w:t>
+      </w:r>
+      <w:proofErr w:type="spellEnd"/>
+      <w:r>
+        <w:rPr>
+          <w:rFonts w:ascii="Times New Roman" w:eastAsia="Times New Roman" w:hAnsi="Times New Roman" w:cs="Times New Roman"/>
+          <w:sz w:val="24"/>
+          <w:szCs w:val="24"/>
+        </w:rPr>
+        <w:t>-inspired terminal dashboard. V2 was a surgical pivot: drop Node.js entirely, rewrite in Go for single-binary distribution, native goroutine concurrency, and the actual Bubble Tea TUI framework. The V2 document even self-critiques its own weaknesses — which is exactly the right engineering mindset.2026.03.25-BubbleFish-Master-Build-Plan-2.docx+2</w:t>
       </w:r>
     </w:p>
     <w:p>
@@ -169,7 +229,7 @@
           <w:szCs w:val="24"/>
         </w:rPr>
         <w:pict w14:anchorId="77F2873F">
-          <v:rect id="_x0000_i1032" style="width:0;height:1.5pt" o:hralign="center" o:hrstd="t" o:hr="t" fillcolor="#a0a0a0" stroked="f"/>
+          <v:rect id="_x0000_i1026" style="width:0;height:1.5pt" o:hralign="center" o:hrstd="t" o:hr="t" fillcolor="#a0a0a0" stroked="f"/>
         </w:pict>
       </w:r>
     </w:p>
@@ -234,7 +294,25 @@
           <w:sz w:val="24"/>
           <w:szCs w:val="24"/>
         </w:rPr>
-        <w:t xml:space="preserve">The V2 plan itself flags this but doesn't fully solve it. You're building infrastructure (a 24/7 router) that is currently dependent on a terminal window staying open. The moment a user closes their terminal, the orchestrator dies and every connected AI tool loses its route to the database. The proposed fix (daemon + client split) is the right answer — but it's not architected yet. This needs to be a </w:t>
+        <w:t xml:space="preserve">The V2 plan itself flags this but doesn't fully solve it. You're building infrastructure (a 24/7 router) that is currently dependent on </w:t>
+      </w:r>
+      <w:proofErr w:type="gramStart"/>
+      <w:r>
+        <w:rPr>
+          <w:rFonts w:ascii="Times New Roman" w:eastAsia="Times New Roman" w:hAnsi="Times New Roman" w:cs="Times New Roman"/>
+          <w:sz w:val="24"/>
+          <w:szCs w:val="24"/>
+        </w:rPr>
+        <w:t>a terminal</w:t>
+      </w:r>
+      <w:proofErr w:type="gramEnd"/>
+      <w:r>
+        <w:rPr>
+          <w:rFonts w:ascii="Times New Roman" w:eastAsia="Times New Roman" w:hAnsi="Times New Roman" w:cs="Times New Roman"/>
+          <w:sz w:val="24"/>
+          <w:szCs w:val="24"/>
+        </w:rPr>
+        <w:t xml:space="preserve"> window staying open. The moment a user closes their terminal, the orchestrator dies and every connected AI tool loses its route to the database. The proposed fix (daemon + client split) is the right answer — but it's not architected yet. This needs to be a </w:t>
       </w:r>
       <w:r>
         <w:rPr>
@@ -252,15 +330,61 @@
           <w:sz w:val="24"/>
           <w:szCs w:val="24"/>
         </w:rPr>
-        <w:t xml:space="preserve">. Go without a proper systemd/launchd service file or a </w:t>
-      </w:r>
+        <w:t xml:space="preserve">. Go without a proper </w:t>
+      </w:r>
+      <w:proofErr w:type="spellStart"/>
+      <w:r>
+        <w:rPr>
+          <w:rFonts w:ascii="Times New Roman" w:eastAsia="Times New Roman" w:hAnsi="Times New Roman" w:cs="Times New Roman"/>
+          <w:sz w:val="24"/>
+          <w:szCs w:val="24"/>
+        </w:rPr>
+        <w:t>systemd</w:t>
+      </w:r>
+      <w:proofErr w:type="spellEnd"/>
+      <w:r>
+        <w:rPr>
+          <w:rFonts w:ascii="Times New Roman" w:eastAsia="Times New Roman" w:hAnsi="Times New Roman" w:cs="Times New Roman"/>
+          <w:sz w:val="24"/>
+          <w:szCs w:val="24"/>
+        </w:rPr>
+        <w:t>/</w:t>
+      </w:r>
+      <w:proofErr w:type="spellStart"/>
+      <w:r>
+        <w:rPr>
+          <w:rFonts w:ascii="Times New Roman" w:eastAsia="Times New Roman" w:hAnsi="Times New Roman" w:cs="Times New Roman"/>
+          <w:sz w:val="24"/>
+          <w:szCs w:val="24"/>
+        </w:rPr>
+        <w:t>launchd</w:t>
+      </w:r>
+      <w:proofErr w:type="spellEnd"/>
+      <w:r>
+        <w:rPr>
+          <w:rFonts w:ascii="Times New Roman" w:eastAsia="Times New Roman" w:hAnsi="Times New Roman" w:cs="Times New Roman"/>
+          <w:sz w:val="24"/>
+          <w:szCs w:val="24"/>
+        </w:rPr>
+        <w:t xml:space="preserve"> service file or a </w:t>
+      </w:r>
+      <w:proofErr w:type="spellStart"/>
       <w:r>
         <w:rPr>
           <w:rFonts w:ascii="Courier New" w:eastAsia="Times New Roman" w:hAnsi="Courier New" w:cs="Courier New"/>
           <w:sz w:val="20"/>
           <w:szCs w:val="20"/>
         </w:rPr>
-        <w:t>bubblefish start -d</w:t>
+        <w:t>bubblefish</w:t>
+      </w:r>
+      <w:proofErr w:type="spellEnd"/>
+      <w:r>
+        <w:rPr>
+          <w:rFonts w:ascii="Courier New" w:eastAsia="Times New Roman" w:hAnsi="Courier New" w:cs="Courier New"/>
+          <w:sz w:val="20"/>
+          <w:szCs w:val="20"/>
+        </w:rPr>
+        <w:t xml:space="preserve"> start -d</w:t>
       </w:r>
       <w:r>
         <w:rPr>
@@ -331,13 +455,33 @@
         </w:rPr>
         <w:t>The plan underestimates this. The dot-notation field mapping (</w:t>
       </w:r>
+      <w:proofErr w:type="spellStart"/>
+      <w:proofErr w:type="gramStart"/>
       <w:r>
         <w:rPr>
           <w:rFonts w:ascii="Courier New" w:eastAsia="Times New Roman" w:hAnsi="Courier New" w:cs="Courier New"/>
           <w:sz w:val="20"/>
           <w:szCs w:val="20"/>
         </w:rPr>
-        <w:t>payload.message.content[0].text</w:t>
+        <w:t>payload.message</w:t>
+      </w:r>
+      <w:proofErr w:type="gramEnd"/>
+      <w:r>
+        <w:rPr>
+          <w:rFonts w:ascii="Courier New" w:eastAsia="Times New Roman" w:hAnsi="Courier New" w:cs="Courier New"/>
+          <w:sz w:val="20"/>
+          <w:szCs w:val="20"/>
+        </w:rPr>
+        <w:t>.content</w:t>
+      </w:r>
+      <w:proofErr w:type="spellEnd"/>
+      <w:r>
+        <w:rPr>
+          <w:rFonts w:ascii="Courier New" w:eastAsia="Times New Roman" w:hAnsi="Courier New" w:cs="Courier New"/>
+          <w:sz w:val="20"/>
+          <w:szCs w:val="20"/>
+        </w:rPr>
+        <w:t>[0].text</w:t>
       </w:r>
       <w:r>
         <w:rPr>
@@ -353,7 +497,25 @@
           <w:sz w:val="20"/>
           <w:szCs w:val="20"/>
         </w:rPr>
-        <w:t>map[string]interface{}</w:t>
+        <w:t>map[string]</w:t>
+      </w:r>
+      <w:proofErr w:type="gramStart"/>
+      <w:r>
+        <w:rPr>
+          <w:rFonts w:ascii="Courier New" w:eastAsia="Times New Roman" w:hAnsi="Courier New" w:cs="Courier New"/>
+          <w:sz w:val="20"/>
+          <w:szCs w:val="20"/>
+        </w:rPr>
+        <w:t>interface{</w:t>
+      </w:r>
+      <w:proofErr w:type="gramEnd"/>
+      <w:r>
+        <w:rPr>
+          <w:rFonts w:ascii="Courier New" w:eastAsia="Times New Roman" w:hAnsi="Courier New" w:cs="Courier New"/>
+          <w:sz w:val="20"/>
+          <w:szCs w:val="20"/>
+        </w:rPr>
+        <w:t>}</w:t>
       </w:r>
       <w:r>
         <w:rPr>
@@ -363,14 +525,34 @@
         </w:rPr>
         <w:t xml:space="preserve"> and reflection or a third-party JSON path library like </w:t>
       </w:r>
+      <w:proofErr w:type="spellStart"/>
       <w:r>
         <w:rPr>
           <w:rFonts w:ascii="Courier New" w:eastAsia="Times New Roman" w:hAnsi="Courier New" w:cs="Courier New"/>
           <w:sz w:val="20"/>
           <w:szCs w:val="20"/>
         </w:rPr>
-        <w:t>tidwall/gjson</w:t>
-      </w:r>
+        <w:t>tidwall</w:t>
+      </w:r>
+      <w:proofErr w:type="spellEnd"/>
+      <w:r>
+        <w:rPr>
+          <w:rFonts w:ascii="Courier New" w:eastAsia="Times New Roman" w:hAnsi="Courier New" w:cs="Courier New"/>
+          <w:sz w:val="20"/>
+          <w:szCs w:val="20"/>
+        </w:rPr>
+        <w:t>/</w:t>
+      </w:r>
+      <w:proofErr w:type="spellStart"/>
+      <w:r>
+        <w:rPr>
+          <w:rFonts w:ascii="Courier New" w:eastAsia="Times New Roman" w:hAnsi="Courier New" w:cs="Courier New"/>
+          <w:sz w:val="20"/>
+          <w:szCs w:val="20"/>
+        </w:rPr>
+        <w:t>gjson</w:t>
+      </w:r>
+      <w:proofErr w:type="spellEnd"/>
       <w:r>
         <w:rPr>
           <w:rFonts w:ascii="Times New Roman" w:eastAsia="Times New Roman" w:hAnsi="Times New Roman" w:cs="Times New Roman"/>
@@ -379,6 +561,7 @@
         </w:rPr>
         <w:t xml:space="preserve">. If you skip </w:t>
       </w:r>
+      <w:proofErr w:type="spellStart"/>
       <w:r>
         <w:rPr>
           <w:rFonts w:ascii="Courier New" w:eastAsia="Times New Roman" w:hAnsi="Courier New" w:cs="Courier New"/>
@@ -387,6 +570,7 @@
         </w:rPr>
         <w:t>gjson</w:t>
       </w:r>
+      <w:proofErr w:type="spellEnd"/>
       <w:r>
         <w:rPr>
           <w:rFonts w:ascii="Times New Roman" w:eastAsia="Times New Roman" w:hAnsi="Times New Roman" w:cs="Times New Roman"/>
@@ -483,6 +667,8 @@
         </w:rPr>
         <w:t xml:space="preserve">V2 fixed a lot but kept JSON for source configs. JSON has no comments, no multi-line strings, and hostile error messages ("unexpected token" with no line context). When a developer misconfigures </w:t>
       </w:r>
+      <w:proofErr w:type="spellStart"/>
+      <w:proofErr w:type="gramStart"/>
       <w:r>
         <w:rPr>
           <w:rFonts w:ascii="Courier New" w:eastAsia="Times New Roman" w:hAnsi="Courier New" w:cs="Courier New"/>
@@ -491,13 +677,51 @@
         </w:rPr>
         <w:t>claude.json</w:t>
       </w:r>
-      <w:r>
-        <w:rPr>
-          <w:rFonts w:ascii="Times New Roman" w:eastAsia="Times New Roman" w:hAnsi="Times New Roman" w:cs="Times New Roman"/>
-          <w:sz w:val="24"/>
-          <w:szCs w:val="24"/>
-        </w:rPr>
-        <w:t>, they'll get cryptic Go unmarshal errors. TOML is the Go ecosystem standard for a reason — it's what tools like Hugo, Terraform, and nearly every major Go CLI tool use. YAML is acceptable but carries indent-trap bugs. TOML is the right call for BubbleFish.[</w:t>
+      <w:proofErr w:type="spellEnd"/>
+      <w:proofErr w:type="gramEnd"/>
+      <w:r>
+        <w:rPr>
+          <w:rFonts w:ascii="Times New Roman" w:eastAsia="Times New Roman" w:hAnsi="Times New Roman" w:cs="Times New Roman"/>
+          <w:sz w:val="24"/>
+          <w:szCs w:val="24"/>
+        </w:rPr>
+        <w:t xml:space="preserve">, they'll get cryptic Go </w:t>
+      </w:r>
+      <w:proofErr w:type="spellStart"/>
+      <w:r>
+        <w:rPr>
+          <w:rFonts w:ascii="Times New Roman" w:eastAsia="Times New Roman" w:hAnsi="Times New Roman" w:cs="Times New Roman"/>
+          <w:sz w:val="24"/>
+          <w:szCs w:val="24"/>
+        </w:rPr>
+        <w:t>unmarshal</w:t>
+      </w:r>
+      <w:proofErr w:type="spellEnd"/>
+      <w:r>
+        <w:rPr>
+          <w:rFonts w:ascii="Times New Roman" w:eastAsia="Times New Roman" w:hAnsi="Times New Roman" w:cs="Times New Roman"/>
+          <w:sz w:val="24"/>
+          <w:szCs w:val="24"/>
+        </w:rPr>
+        <w:t xml:space="preserve"> errors. TOML is the Go ecosystem standard for a reason — it's what tools like Hugo, Terraform, and nearly every major Go CLI tool use. YAML is acceptable but carries indent-trap bugs. TOML is the right call for </w:t>
+      </w:r>
+      <w:proofErr w:type="spellStart"/>
+      <w:r>
+        <w:rPr>
+          <w:rFonts w:ascii="Times New Roman" w:eastAsia="Times New Roman" w:hAnsi="Times New Roman" w:cs="Times New Roman"/>
+          <w:sz w:val="24"/>
+          <w:szCs w:val="24"/>
+        </w:rPr>
+        <w:t>BubbleFish</w:t>
+      </w:r>
+      <w:proofErr w:type="spellEnd"/>
+      <w:r>
+        <w:rPr>
+          <w:rFonts w:ascii="Times New Roman" w:eastAsia="Times New Roman" w:hAnsi="Times New Roman" w:cs="Times New Roman"/>
+          <w:sz w:val="24"/>
+          <w:szCs w:val="24"/>
+        </w:rPr>
+        <w:t>.[</w:t>
       </w:r>
       <w:hyperlink r:id="rId9" w:history="1">
         <w:r>
@@ -558,7 +782,25 @@
           <w:sz w:val="24"/>
           <w:szCs w:val="24"/>
         </w:rPr>
-        <w:t xml:space="preserve">Both plans describe auth config per-source, but neither plan actually architectures the </w:t>
+        <w:t xml:space="preserve">Both plans describe auth config per-source, but neither plan </w:t>
+      </w:r>
+      <w:proofErr w:type="gramStart"/>
+      <w:r>
+        <w:rPr>
+          <w:rFonts w:ascii="Times New Roman" w:eastAsia="Times New Roman" w:hAnsi="Times New Roman" w:cs="Times New Roman"/>
+          <w:sz w:val="24"/>
+          <w:szCs w:val="24"/>
+        </w:rPr>
+        <w:t>actually architectures</w:t>
+      </w:r>
+      <w:proofErr w:type="gramEnd"/>
+      <w:r>
+        <w:rPr>
+          <w:rFonts w:ascii="Times New Roman" w:eastAsia="Times New Roman" w:hAnsi="Times New Roman" w:cs="Times New Roman"/>
+          <w:sz w:val="24"/>
+          <w:szCs w:val="24"/>
+        </w:rPr>
+        <w:t xml:space="preserve"> the </w:t>
       </w:r>
       <w:r>
         <w:rPr>
@@ -584,31 +826,87 @@
           <w:sz w:val="20"/>
           <w:szCs w:val="20"/>
         </w:rPr>
-        <w:t>/inbound/claude</w:t>
-      </w:r>
-      <w:r>
-        <w:rPr>
-          <w:rFonts w:ascii="Times New Roman" w:eastAsia="Times New Roman" w:hAnsi="Times New Roman" w:cs="Times New Roman"/>
-          <w:sz w:val="24"/>
-          <w:szCs w:val="24"/>
-        </w:rPr>
-        <w:t xml:space="preserve"> endpoints. Right now, if BubbleFish is running on any machine accessible to a network, anyone can </w:t>
-      </w:r>
+        <w:t>/inbound/</w:t>
+      </w:r>
+      <w:proofErr w:type="spellStart"/>
       <w:r>
         <w:rPr>
           <w:rFonts w:ascii="Courier New" w:eastAsia="Times New Roman" w:hAnsi="Courier New" w:cs="Courier New"/>
           <w:sz w:val="20"/>
           <w:szCs w:val="20"/>
         </w:rPr>
-        <w:t>curl -X POST /inbound/claude</w:t>
-      </w:r>
-      <w:r>
-        <w:rPr>
-          <w:rFonts w:ascii="Times New Roman" w:eastAsia="Times New Roman" w:hAnsi="Times New Roman" w:cs="Times New Roman"/>
-          <w:sz w:val="24"/>
-          <w:szCs w:val="24"/>
-        </w:rPr>
-        <w:t xml:space="preserve"> and start writing garbage to your Supabase database. For a viral open-source tool, security needs to be a Phase 1 feature — not Phase 5.2026.03.25-BubbleFish-Master-Build-Plan-2.docx+1</w:t>
+        <w:t>claude</w:t>
+      </w:r>
+      <w:proofErr w:type="spellEnd"/>
+      <w:r>
+        <w:rPr>
+          <w:rFonts w:ascii="Times New Roman" w:eastAsia="Times New Roman" w:hAnsi="Times New Roman" w:cs="Times New Roman"/>
+          <w:sz w:val="24"/>
+          <w:szCs w:val="24"/>
+        </w:rPr>
+        <w:t xml:space="preserve"> endpoints. Right now, if </w:t>
+      </w:r>
+      <w:proofErr w:type="spellStart"/>
+      <w:r>
+        <w:rPr>
+          <w:rFonts w:ascii="Times New Roman" w:eastAsia="Times New Roman" w:hAnsi="Times New Roman" w:cs="Times New Roman"/>
+          <w:sz w:val="24"/>
+          <w:szCs w:val="24"/>
+        </w:rPr>
+        <w:t>BubbleFish</w:t>
+      </w:r>
+      <w:proofErr w:type="spellEnd"/>
+      <w:r>
+        <w:rPr>
+          <w:rFonts w:ascii="Times New Roman" w:eastAsia="Times New Roman" w:hAnsi="Times New Roman" w:cs="Times New Roman"/>
+          <w:sz w:val="24"/>
+          <w:szCs w:val="24"/>
+        </w:rPr>
+        <w:t xml:space="preserve"> is running on any machine accessible to a network, anyone can </w:t>
+      </w:r>
+      <w:r>
+        <w:rPr>
+          <w:rFonts w:ascii="Courier New" w:eastAsia="Times New Roman" w:hAnsi="Courier New" w:cs="Courier New"/>
+          <w:sz w:val="20"/>
+          <w:szCs w:val="20"/>
+        </w:rPr>
+        <w:t>curl -X POST /inbound/</w:t>
+      </w:r>
+      <w:proofErr w:type="spellStart"/>
+      <w:r>
+        <w:rPr>
+          <w:rFonts w:ascii="Courier New" w:eastAsia="Times New Roman" w:hAnsi="Courier New" w:cs="Courier New"/>
+          <w:sz w:val="20"/>
+          <w:szCs w:val="20"/>
+        </w:rPr>
+        <w:t>claude</w:t>
+      </w:r>
+      <w:proofErr w:type="spellEnd"/>
+      <w:r>
+        <w:rPr>
+          <w:rFonts w:ascii="Times New Roman" w:eastAsia="Times New Roman" w:hAnsi="Times New Roman" w:cs="Times New Roman"/>
+          <w:sz w:val="24"/>
+          <w:szCs w:val="24"/>
+        </w:rPr>
+        <w:t xml:space="preserve"> and start writing garbage to your </w:t>
+      </w:r>
+      <w:proofErr w:type="spellStart"/>
+      <w:r>
+        <w:rPr>
+          <w:rFonts w:ascii="Times New Roman" w:eastAsia="Times New Roman" w:hAnsi="Times New Roman" w:cs="Times New Roman"/>
+          <w:sz w:val="24"/>
+          <w:szCs w:val="24"/>
+        </w:rPr>
+        <w:t>Supabase</w:t>
+      </w:r>
+      <w:proofErr w:type="spellEnd"/>
+      <w:r>
+        <w:rPr>
+          <w:rFonts w:ascii="Times New Roman" w:eastAsia="Times New Roman" w:hAnsi="Times New Roman" w:cs="Times New Roman"/>
+          <w:sz w:val="24"/>
+          <w:szCs w:val="24"/>
+        </w:rPr>
+        <w:t xml:space="preserve"> database. For a viral open-source tool, security needs to be a Phase 1 feature — not Phase 5.2026.03.25-BubbleFish-Master-Build-Plan-2.docx+1</w:t>
       </w:r>
     </w:p>
     <w:p>
@@ -649,8 +947,27 @@
           <w:sz w:val="24"/>
           <w:szCs w:val="24"/>
         </w:rPr>
-        <w:t xml:space="preserve">Both plans are OB1/Supabase-first. The destination agnosticism is described but not architected. There's no </w:t>
-      </w:r>
+        <w:t>Both plans are OB1/</w:t>
+      </w:r>
+      <w:proofErr w:type="spellStart"/>
+      <w:r>
+        <w:rPr>
+          <w:rFonts w:ascii="Times New Roman" w:eastAsia="Times New Roman" w:hAnsi="Times New Roman" w:cs="Times New Roman"/>
+          <w:sz w:val="24"/>
+          <w:szCs w:val="24"/>
+        </w:rPr>
+        <w:t>Supabase</w:t>
+      </w:r>
+      <w:proofErr w:type="spellEnd"/>
+      <w:r>
+        <w:rPr>
+          <w:rFonts w:ascii="Times New Roman" w:eastAsia="Times New Roman" w:hAnsi="Times New Roman" w:cs="Times New Roman"/>
+          <w:sz w:val="24"/>
+          <w:szCs w:val="24"/>
+        </w:rPr>
+        <w:t xml:space="preserve">-first. The destination agnosticism is described but not architected. There's no </w:t>
+      </w:r>
+      <w:proofErr w:type="spellStart"/>
       <w:r>
         <w:rPr>
           <w:rFonts w:ascii="Courier New" w:eastAsia="Times New Roman" w:hAnsi="Courier New" w:cs="Courier New"/>
@@ -659,21 +976,68 @@
         </w:rPr>
         <w:t>DestinationInterface</w:t>
       </w:r>
-      <w:r>
-        <w:rPr>
-          <w:rFonts w:ascii="Times New Roman" w:eastAsia="Times New Roman" w:hAnsi="Times New Roman" w:cs="Times New Roman"/>
-          <w:sz w:val="24"/>
-          <w:szCs w:val="24"/>
-        </w:rPr>
-        <w:t xml:space="preserve"> or Go interface defined that would let you swap Supabase for Postgres, MongoDB, or a webhook. Without a formal interface, "destination agnosticism" is vaporware in the README. For virality, you want </w:t>
-      </w:r>
+      <w:proofErr w:type="spellEnd"/>
+      <w:r>
+        <w:rPr>
+          <w:rFonts w:ascii="Times New Roman" w:eastAsia="Times New Roman" w:hAnsi="Times New Roman" w:cs="Times New Roman"/>
+          <w:sz w:val="24"/>
+          <w:szCs w:val="24"/>
+        </w:rPr>
+        <w:t xml:space="preserve"> or Go </w:t>
+      </w:r>
+      <w:proofErr w:type="gramStart"/>
+      <w:r>
+        <w:rPr>
+          <w:rFonts w:ascii="Times New Roman" w:eastAsia="Times New Roman" w:hAnsi="Times New Roman" w:cs="Times New Roman"/>
+          <w:sz w:val="24"/>
+          <w:szCs w:val="24"/>
+        </w:rPr>
+        <w:t>interface defined</w:t>
+      </w:r>
+      <w:proofErr w:type="gramEnd"/>
+      <w:r>
+        <w:rPr>
+          <w:rFonts w:ascii="Times New Roman" w:eastAsia="Times New Roman" w:hAnsi="Times New Roman" w:cs="Times New Roman"/>
+          <w:sz w:val="24"/>
+          <w:szCs w:val="24"/>
+        </w:rPr>
+        <w:t xml:space="preserve"> that would let you swap </w:t>
+      </w:r>
+      <w:proofErr w:type="spellStart"/>
+      <w:r>
+        <w:rPr>
+          <w:rFonts w:ascii="Times New Roman" w:eastAsia="Times New Roman" w:hAnsi="Times New Roman" w:cs="Times New Roman"/>
+          <w:sz w:val="24"/>
+          <w:szCs w:val="24"/>
+        </w:rPr>
+        <w:t>Supabase</w:t>
+      </w:r>
+      <w:proofErr w:type="spellEnd"/>
+      <w:r>
+        <w:rPr>
+          <w:rFonts w:ascii="Times New Roman" w:eastAsia="Times New Roman" w:hAnsi="Times New Roman" w:cs="Times New Roman"/>
+          <w:sz w:val="24"/>
+          <w:szCs w:val="24"/>
+        </w:rPr>
+        <w:t xml:space="preserve"> for Postgres, MongoDB, or a webhook. Without a formal interface, "destination agnosticism" is vaporware in the README. For virality, you want </w:t>
+      </w:r>
+      <w:proofErr w:type="spellStart"/>
       <w:r>
         <w:rPr>
           <w:rFonts w:ascii="Courier New" w:eastAsia="Times New Roman" w:hAnsi="Courier New" w:cs="Courier New"/>
           <w:sz w:val="20"/>
           <w:szCs w:val="20"/>
         </w:rPr>
-        <w:t>bubblefish destinations list</w:t>
+        <w:t>bubblefish</w:t>
+      </w:r>
+      <w:proofErr w:type="spellEnd"/>
+      <w:r>
+        <w:rPr>
+          <w:rFonts w:ascii="Courier New" w:eastAsia="Times New Roman" w:hAnsi="Courier New" w:cs="Courier New"/>
+          <w:sz w:val="20"/>
+          <w:szCs w:val="20"/>
+        </w:rPr>
+        <w:t xml:space="preserve"> destinations list</w:t>
       </w:r>
       <w:r>
         <w:rPr>
@@ -742,6 +1106,7 @@
         </w:rPr>
         <w:t xml:space="preserve"> Hacker News launches live or die by timing and execution. A rough TUI that crashes or a README without a working GIF of the dashboard will get buried. The plan has no explicit "demo-ready" milestone with a screen recording or </w:t>
       </w:r>
+      <w:proofErr w:type="spellStart"/>
       <w:r>
         <w:rPr>
           <w:rFonts w:ascii="Courier New" w:eastAsia="Times New Roman" w:hAnsi="Courier New" w:cs="Courier New"/>
@@ -750,6 +1115,7 @@
         </w:rPr>
         <w:t>asciinema</w:t>
       </w:r>
+      <w:proofErr w:type="spellEnd"/>
       <w:r>
         <w:rPr>
           <w:rFonts w:ascii="Times New Roman" w:eastAsia="Times New Roman" w:hAnsi="Times New Roman" w:cs="Times New Roman"/>
@@ -817,7 +1183,43 @@
           <w:sz w:val="24"/>
           <w:szCs w:val="24"/>
         </w:rPr>
-        <w:t xml:space="preserve">Both plans describe AI → database (writes). But what about database → AI (reads)? Right now BubbleFish is a one-way funnel. The most powerful orchestration tools let sources also </w:t>
+        <w:t xml:space="preserve">Both plans describe AI → database (writes). But what about database → AI (reads)? Right </w:t>
+      </w:r>
+      <w:proofErr w:type="gramStart"/>
+      <w:r>
+        <w:rPr>
+          <w:rFonts w:ascii="Times New Roman" w:eastAsia="Times New Roman" w:hAnsi="Times New Roman" w:cs="Times New Roman"/>
+          <w:sz w:val="24"/>
+          <w:szCs w:val="24"/>
+        </w:rPr>
+        <w:t>now</w:t>
+      </w:r>
+      <w:proofErr w:type="gramEnd"/>
+      <w:r>
+        <w:rPr>
+          <w:rFonts w:ascii="Times New Roman" w:eastAsia="Times New Roman" w:hAnsi="Times New Roman" w:cs="Times New Roman"/>
+          <w:sz w:val="24"/>
+          <w:szCs w:val="24"/>
+        </w:rPr>
+        <w:t xml:space="preserve"> </w:t>
+      </w:r>
+      <w:proofErr w:type="spellStart"/>
+      <w:r>
+        <w:rPr>
+          <w:rFonts w:ascii="Times New Roman" w:eastAsia="Times New Roman" w:hAnsi="Times New Roman" w:cs="Times New Roman"/>
+          <w:sz w:val="24"/>
+          <w:szCs w:val="24"/>
+        </w:rPr>
+        <w:t>BubbleFish</w:t>
+      </w:r>
+      <w:proofErr w:type="spellEnd"/>
+      <w:r>
+        <w:rPr>
+          <w:rFonts w:ascii="Times New Roman" w:eastAsia="Times New Roman" w:hAnsi="Times New Roman" w:cs="Times New Roman"/>
+          <w:sz w:val="24"/>
+          <w:szCs w:val="24"/>
+        </w:rPr>
+        <w:t xml:space="preserve"> is a one-way funnel. The most powerful orchestration tools let sources also </w:t>
       </w:r>
       <w:r>
         <w:rPr>
@@ -835,7 +1237,25 @@
           <w:sz w:val="24"/>
           <w:szCs w:val="24"/>
         </w:rPr>
-        <w:t xml:space="preserve"> the destination. If Perplexity could ask BubbleFish "give me the last 5 thoughts from OB1," that transforms it from a write-only router into a true AI memory bus. This is the feature that makes it genuinely irreplaceable.2026.03.25-BubbleFish-Master-Build-Plan-2.docx+1</w:t>
+        <w:t xml:space="preserve"> the destination. If Perplexity could ask </w:t>
+      </w:r>
+      <w:proofErr w:type="spellStart"/>
+      <w:r>
+        <w:rPr>
+          <w:rFonts w:ascii="Times New Roman" w:eastAsia="Times New Roman" w:hAnsi="Times New Roman" w:cs="Times New Roman"/>
+          <w:sz w:val="24"/>
+          <w:szCs w:val="24"/>
+        </w:rPr>
+        <w:t>BubbleFish</w:t>
+      </w:r>
+      <w:proofErr w:type="spellEnd"/>
+      <w:r>
+        <w:rPr>
+          <w:rFonts w:ascii="Times New Roman" w:eastAsia="Times New Roman" w:hAnsi="Times New Roman" w:cs="Times New Roman"/>
+          <w:sz w:val="24"/>
+          <w:szCs w:val="24"/>
+        </w:rPr>
+        <w:t xml:space="preserve"> "give me the last 5 thoughts from OB1," that transforms it from a write-only router into a true AI memory bus. This is the feature that makes it genuinely irreplaceable.2026.03.25-BubbleFish-Master-Build-Plan-2.docx+1</w:t>
       </w:r>
     </w:p>
     <w:p>
@@ -854,7 +1274,7 @@
         </w:rPr>
         <w:lastRenderedPageBreak/>
         <w:pict w14:anchorId="2E3B7E1D">
-          <v:rect id="_x0000_i1033" style="width:0;height:1.5pt" o:hralign="center" o:hrstd="t" o:hr="t" fillcolor="#a0a0a0" stroked="f"/>
+          <v:rect id="_x0000_i1027" style="width:0;height:1.5pt" o:hralign="center" o:hrstd="t" o:hr="t" fillcolor="#a0a0a0" stroked="f"/>
         </w:pict>
       </w:r>
     </w:p>
@@ -903,6 +1323,7 @@
         </w:rPr>
         <w:t xml:space="preserve">Killer Addition: The </w:t>
       </w:r>
+      <w:proofErr w:type="spellStart"/>
       <w:r>
         <w:rPr>
           <w:rFonts w:ascii="Courier New" w:eastAsia="Times New Roman" w:hAnsi="Courier New" w:cs="Courier New"/>
@@ -911,7 +1332,18 @@
           <w:sz w:val="20"/>
           <w:szCs w:val="20"/>
         </w:rPr>
-        <w:t>bubblefish hub</w:t>
+        <w:t>bubblefish</w:t>
+      </w:r>
+      <w:proofErr w:type="spellEnd"/>
+      <w:r>
+        <w:rPr>
+          <w:rFonts w:ascii="Courier New" w:eastAsia="Times New Roman" w:hAnsi="Courier New" w:cs="Courier New"/>
+          <w:b/>
+          <w:bCs/>
+          <w:sz w:val="20"/>
+          <w:szCs w:val="20"/>
+        </w:rPr>
+        <w:t xml:space="preserve"> hub</w:t>
       </w:r>
       <w:r>
         <w:rPr>
@@ -955,21 +1387,49 @@
           <w:szCs w:val="24"/>
         </w:rPr>
       </w:pPr>
+      <w:proofErr w:type="spellStart"/>
       <w:r>
         <w:rPr>
           <w:rFonts w:ascii="Courier New" w:eastAsia="Times New Roman" w:hAnsi="Courier New" w:cs="Courier New"/>
           <w:sz w:val="20"/>
           <w:szCs w:val="20"/>
         </w:rPr>
-        <w:t>bubblefish start -d</w:t>
-      </w:r>
-      <w:r>
-        <w:rPr>
-          <w:rFonts w:ascii="Times New Roman" w:eastAsia="Times New Roman" w:hAnsi="Times New Roman" w:cs="Times New Roman"/>
-          <w:sz w:val="24"/>
-          <w:szCs w:val="24"/>
-        </w:rPr>
-        <w:t xml:space="preserve"> → headless daemon (systemd-ready, runs forever)</w:t>
+        <w:t>bubblefish</w:t>
+      </w:r>
+      <w:proofErr w:type="spellEnd"/>
+      <w:r>
+        <w:rPr>
+          <w:rFonts w:ascii="Courier New" w:eastAsia="Times New Roman" w:hAnsi="Courier New" w:cs="Courier New"/>
+          <w:sz w:val="20"/>
+          <w:szCs w:val="20"/>
+        </w:rPr>
+        <w:t xml:space="preserve"> start -d</w:t>
+      </w:r>
+      <w:r>
+        <w:rPr>
+          <w:rFonts w:ascii="Times New Roman" w:eastAsia="Times New Roman" w:hAnsi="Times New Roman" w:cs="Times New Roman"/>
+          <w:sz w:val="24"/>
+          <w:szCs w:val="24"/>
+        </w:rPr>
+        <w:t xml:space="preserve"> → headless daemon (</w:t>
+      </w:r>
+      <w:proofErr w:type="spellStart"/>
+      <w:r>
+        <w:rPr>
+          <w:rFonts w:ascii="Times New Roman" w:eastAsia="Times New Roman" w:hAnsi="Times New Roman" w:cs="Times New Roman"/>
+          <w:sz w:val="24"/>
+          <w:szCs w:val="24"/>
+        </w:rPr>
+        <w:t>systemd</w:t>
+      </w:r>
+      <w:proofErr w:type="spellEnd"/>
+      <w:r>
+        <w:rPr>
+          <w:rFonts w:ascii="Times New Roman" w:eastAsia="Times New Roman" w:hAnsi="Times New Roman" w:cs="Times New Roman"/>
+          <w:sz w:val="24"/>
+          <w:szCs w:val="24"/>
+        </w:rPr>
+        <w:t>-ready, runs forever)</w:t>
       </w:r>
     </w:p>
     <w:p>
@@ -985,14 +1445,34 @@
           <w:szCs w:val="24"/>
         </w:rPr>
       </w:pPr>
+      <w:proofErr w:type="spellStart"/>
       <w:r>
         <w:rPr>
           <w:rFonts w:ascii="Courier New" w:eastAsia="Times New Roman" w:hAnsi="Courier New" w:cs="Courier New"/>
           <w:sz w:val="20"/>
           <w:szCs w:val="20"/>
         </w:rPr>
-        <w:t>bubblefish ui</w:t>
-      </w:r>
+        <w:t>bubblefish</w:t>
+      </w:r>
+      <w:proofErr w:type="spellEnd"/>
+      <w:r>
+        <w:rPr>
+          <w:rFonts w:ascii="Courier New" w:eastAsia="Times New Roman" w:hAnsi="Courier New" w:cs="Courier New"/>
+          <w:sz w:val="20"/>
+          <w:szCs w:val="20"/>
+        </w:rPr>
+        <w:t xml:space="preserve"> </w:t>
+      </w:r>
+      <w:proofErr w:type="spellStart"/>
+      <w:r>
+        <w:rPr>
+          <w:rFonts w:ascii="Courier New" w:eastAsia="Times New Roman" w:hAnsi="Courier New" w:cs="Courier New"/>
+          <w:sz w:val="20"/>
+          <w:szCs w:val="20"/>
+        </w:rPr>
+        <w:t>ui</w:t>
+      </w:r>
+      <w:proofErr w:type="spellEnd"/>
       <w:r>
         <w:rPr>
           <w:rFonts w:ascii="Times New Roman" w:eastAsia="Times New Roman" w:hAnsi="Times New Roman" w:cs="Times New Roman"/>
@@ -1015,13 +1495,23 @@
           <w:szCs w:val="24"/>
         </w:rPr>
       </w:pPr>
+      <w:proofErr w:type="spellStart"/>
       <w:r>
         <w:rPr>
           <w:rFonts w:ascii="Courier New" w:eastAsia="Times New Roman" w:hAnsi="Courier New" w:cs="Courier New"/>
           <w:sz w:val="20"/>
           <w:szCs w:val="20"/>
         </w:rPr>
-        <w:t>bubblefish status</w:t>
+        <w:t>bubblefish</w:t>
+      </w:r>
+      <w:proofErr w:type="spellEnd"/>
+      <w:r>
+        <w:rPr>
+          <w:rFonts w:ascii="Courier New" w:eastAsia="Times New Roman" w:hAnsi="Courier New" w:cs="Courier New"/>
+          <w:sz w:val="20"/>
+          <w:szCs w:val="20"/>
+        </w:rPr>
+        <w:t xml:space="preserve"> status</w:t>
       </w:r>
       <w:r>
         <w:rPr>
@@ -1142,8 +1632,21 @@
           <w:sz w:val="20"/>
           <w:szCs w:val="20"/>
         </w:rPr>
-        <w:t># claude.toml</w:t>
-      </w:r>
+        <w:t xml:space="preserve"># </w:t>
+      </w:r>
+      <w:proofErr w:type="spellStart"/>
+      <w:proofErr w:type="gramStart"/>
+      <w:r>
+        <w:rPr>
+          <w:rFonts w:ascii="inherit" w:eastAsia="Times New Roman" w:hAnsi="inherit" w:cs="Courier New"/>
+          <w:color w:val="C5C8C6"/>
+          <w:sz w:val="20"/>
+          <w:szCs w:val="20"/>
+        </w:rPr>
+        <w:t>claude.toml</w:t>
+      </w:r>
+      <w:proofErr w:type="spellEnd"/>
+      <w:proofErr w:type="gramEnd"/>
     </w:p>
     <w:p>
       <w:pPr>
@@ -1216,7 +1719,27 @@
           <w:sz w:val="20"/>
           <w:szCs w:val="20"/>
         </w:rPr>
-        <w:t>endpoint = "/inbound/claude"</w:t>
+        <w:t>endpoint = "/inbound/</w:t>
+      </w:r>
+      <w:proofErr w:type="spellStart"/>
+      <w:r>
+        <w:rPr>
+          <w:rFonts w:ascii="inherit" w:eastAsia="Times New Roman" w:hAnsi="inherit" w:cs="Courier New"/>
+          <w:color w:val="C5C8C6"/>
+          <w:sz w:val="20"/>
+          <w:szCs w:val="20"/>
+        </w:rPr>
+        <w:t>claude</w:t>
+      </w:r>
+      <w:proofErr w:type="spellEnd"/>
+      <w:r>
+        <w:rPr>
+          <w:rFonts w:ascii="inherit" w:eastAsia="Times New Roman" w:hAnsi="inherit" w:cs="Courier New"/>
+          <w:color w:val="C5C8C6"/>
+          <w:sz w:val="20"/>
+          <w:szCs w:val="20"/>
+        </w:rPr>
+        <w:t>"</w:t>
       </w:r>
     </w:p>
     <w:p>
@@ -1253,7 +1776,27 @@
           <w:sz w:val="20"/>
           <w:szCs w:val="20"/>
         </w:rPr>
-        <w:t>color = "#D97706"</w:t>
+        <w:t xml:space="preserve">color </w:t>
+      </w:r>
+      <w:proofErr w:type="gramStart"/>
+      <w:r>
+        <w:rPr>
+          <w:rFonts w:ascii="inherit" w:eastAsia="Times New Roman" w:hAnsi="inherit" w:cs="Courier New"/>
+          <w:color w:val="C5C8C6"/>
+          <w:sz w:val="20"/>
+          <w:szCs w:val="20"/>
+        </w:rPr>
+        <w:t>= "#</w:t>
+      </w:r>
+      <w:proofErr w:type="gramEnd"/>
+      <w:r>
+        <w:rPr>
+          <w:rFonts w:ascii="inherit" w:eastAsia="Times New Roman" w:hAnsi="inherit" w:cs="Courier New"/>
+          <w:color w:val="C5C8C6"/>
+          <w:sz w:val="20"/>
+          <w:szCs w:val="20"/>
+        </w:rPr>
+        <w:t>D97706"</w:t>
       </w:r>
     </w:p>
     <w:p>
@@ -1290,7 +1833,27 @@
           <w:sz w:val="20"/>
           <w:szCs w:val="20"/>
         </w:rPr>
-        <w:t>fallback = "ollama_local"</w:t>
+        <w:t>fallback = "</w:t>
+      </w:r>
+      <w:proofErr w:type="spellStart"/>
+      <w:r>
+        <w:rPr>
+          <w:rFonts w:ascii="inherit" w:eastAsia="Times New Roman" w:hAnsi="inherit" w:cs="Courier New"/>
+          <w:color w:val="C5C8C6"/>
+          <w:sz w:val="20"/>
+          <w:szCs w:val="20"/>
+        </w:rPr>
+        <w:t>ollama_local</w:t>
+      </w:r>
+      <w:proofErr w:type="spellEnd"/>
+      <w:r>
+        <w:rPr>
+          <w:rFonts w:ascii="inherit" w:eastAsia="Times New Roman" w:hAnsi="inherit" w:cs="Courier New"/>
+          <w:color w:val="C5C8C6"/>
+          <w:sz w:val="20"/>
+          <w:szCs w:val="20"/>
+        </w:rPr>
+        <w:t>"</w:t>
       </w:r>
     </w:p>
     <w:p>
@@ -1392,7 +1955,27 @@
           <w:sz w:val="20"/>
           <w:szCs w:val="20"/>
         </w:rPr>
-        <w:t>type = "api_key"</w:t>
+        <w:t>type = "</w:t>
+      </w:r>
+      <w:proofErr w:type="spellStart"/>
+      <w:r>
+        <w:rPr>
+          <w:rFonts w:ascii="inherit" w:eastAsia="Times New Roman" w:hAnsi="inherit" w:cs="Courier New"/>
+          <w:color w:val="C5C8C6"/>
+          <w:sz w:val="20"/>
+          <w:szCs w:val="20"/>
+        </w:rPr>
+        <w:t>api_key</w:t>
+      </w:r>
+      <w:proofErr w:type="spellEnd"/>
+      <w:r>
+        <w:rPr>
+          <w:rFonts w:ascii="inherit" w:eastAsia="Times New Roman" w:hAnsi="inherit" w:cs="Courier New"/>
+          <w:color w:val="C5C8C6"/>
+          <w:sz w:val="20"/>
+          <w:szCs w:val="20"/>
+        </w:rPr>
+        <w:t>"</w:t>
       </w:r>
     </w:p>
     <w:p>
@@ -1531,7 +2114,38 @@
           <w:sz w:val="20"/>
           <w:szCs w:val="20"/>
         </w:rPr>
-        <w:t>content = "payload.message.text"</w:t>
+        <w:t>content = "</w:t>
+      </w:r>
+      <w:proofErr w:type="spellStart"/>
+      <w:proofErr w:type="gramStart"/>
+      <w:r>
+        <w:rPr>
+          <w:rFonts w:ascii="inherit" w:eastAsia="Times New Roman" w:hAnsi="inherit" w:cs="Courier New"/>
+          <w:color w:val="C5C8C6"/>
+          <w:sz w:val="20"/>
+          <w:szCs w:val="20"/>
+        </w:rPr>
+        <w:t>payload.message</w:t>
+      </w:r>
+      <w:proofErr w:type="gramEnd"/>
+      <w:r>
+        <w:rPr>
+          <w:rFonts w:ascii="inherit" w:eastAsia="Times New Roman" w:hAnsi="inherit" w:cs="Courier New"/>
+          <w:color w:val="C5C8C6"/>
+          <w:sz w:val="20"/>
+          <w:szCs w:val="20"/>
+        </w:rPr>
+        <w:t>.text</w:t>
+      </w:r>
+      <w:proofErr w:type="spellEnd"/>
+      <w:r>
+        <w:rPr>
+          <w:rFonts w:ascii="inherit" w:eastAsia="Times New Roman" w:hAnsi="inherit" w:cs="Courier New"/>
+          <w:color w:val="C5C8C6"/>
+          <w:sz w:val="20"/>
+          <w:szCs w:val="20"/>
+        </w:rPr>
+        <w:t>"</w:t>
       </w:r>
     </w:p>
     <w:p>
@@ -1568,7 +2182,29 @@
           <w:sz w:val="20"/>
           <w:szCs w:val="20"/>
         </w:rPr>
-        <w:t>model = "payload.model"</w:t>
+        <w:t>model = "</w:t>
+      </w:r>
+      <w:proofErr w:type="spellStart"/>
+      <w:proofErr w:type="gramStart"/>
+      <w:r>
+        <w:rPr>
+          <w:rFonts w:ascii="inherit" w:eastAsia="Times New Roman" w:hAnsi="inherit" w:cs="Courier New"/>
+          <w:color w:val="C5C8C6"/>
+          <w:sz w:val="20"/>
+          <w:szCs w:val="20"/>
+        </w:rPr>
+        <w:t>payload.model</w:t>
+      </w:r>
+      <w:proofErr w:type="spellEnd"/>
+      <w:proofErr w:type="gramEnd"/>
+      <w:r>
+        <w:rPr>
+          <w:rFonts w:ascii="inherit" w:eastAsia="Times New Roman" w:hAnsi="inherit" w:cs="Courier New"/>
+          <w:color w:val="C5C8C6"/>
+          <w:sz w:val="20"/>
+          <w:szCs w:val="20"/>
+        </w:rPr>
+        <w:t>"</w:t>
       </w:r>
     </w:p>
     <w:p>
@@ -1594,8 +2230,36 @@
           <w:sz w:val="20"/>
           <w:szCs w:val="20"/>
         </w:rPr>
-        <w:t>github.com/BurntSushi/toml</w:t>
-      </w:r>
+        <w:t>github.com/</w:t>
+      </w:r>
+      <w:proofErr w:type="spellStart"/>
+      <w:r>
+        <w:rPr>
+          <w:rFonts w:ascii="Courier New" w:eastAsia="Times New Roman" w:hAnsi="Courier New" w:cs="Courier New"/>
+          <w:sz w:val="20"/>
+          <w:szCs w:val="20"/>
+        </w:rPr>
+        <w:t>BurntSushi</w:t>
+      </w:r>
+      <w:proofErr w:type="spellEnd"/>
+      <w:r>
+        <w:rPr>
+          <w:rFonts w:ascii="Courier New" w:eastAsia="Times New Roman" w:hAnsi="Courier New" w:cs="Courier New"/>
+          <w:sz w:val="20"/>
+          <w:szCs w:val="20"/>
+        </w:rPr>
+        <w:t>/</w:t>
+      </w:r>
+      <w:proofErr w:type="spellStart"/>
+      <w:r>
+        <w:rPr>
+          <w:rFonts w:ascii="Courier New" w:eastAsia="Times New Roman" w:hAnsi="Courier New" w:cs="Courier New"/>
+          <w:sz w:val="20"/>
+          <w:szCs w:val="20"/>
+        </w:rPr>
+        <w:t>toml</w:t>
+      </w:r>
+      <w:proofErr w:type="spellEnd"/>
       <w:r>
         <w:rPr>
           <w:rFonts w:ascii="Times New Roman" w:eastAsia="Times New Roman" w:hAnsi="Times New Roman" w:cs="Times New Roman"/>
@@ -1627,6 +2291,7 @@
         </w:rPr>
         <w:t xml:space="preserve">Use </w:t>
       </w:r>
+      <w:proofErr w:type="spellStart"/>
       <w:r>
         <w:rPr>
           <w:rFonts w:ascii="Courier New" w:eastAsia="Times New Roman" w:hAnsi="Courier New" w:cs="Courier New"/>
@@ -1635,8 +2300,31 @@
           <w:sz w:val="20"/>
           <w:szCs w:val="20"/>
         </w:rPr>
-        <w:t>tidwall/gjson</w:t>
-      </w:r>
+        <w:t>tidwall</w:t>
+      </w:r>
+      <w:proofErr w:type="spellEnd"/>
+      <w:r>
+        <w:rPr>
+          <w:rFonts w:ascii="Courier New" w:eastAsia="Times New Roman" w:hAnsi="Courier New" w:cs="Courier New"/>
+          <w:b/>
+          <w:bCs/>
+          <w:sz w:val="20"/>
+          <w:szCs w:val="20"/>
+        </w:rPr>
+        <w:t>/</w:t>
+      </w:r>
+      <w:proofErr w:type="spellStart"/>
+      <w:r>
+        <w:rPr>
+          <w:rFonts w:ascii="Courier New" w:eastAsia="Times New Roman" w:hAnsi="Courier New" w:cs="Courier New"/>
+          <w:b/>
+          <w:bCs/>
+          <w:sz w:val="20"/>
+          <w:szCs w:val="20"/>
+        </w:rPr>
+        <w:t>gjson</w:t>
+      </w:r>
+      <w:proofErr w:type="spellEnd"/>
       <w:r>
         <w:rPr>
           <w:rFonts w:ascii="Times New Roman" w:eastAsia="Times New Roman" w:hAnsi="Times New Roman" w:cs="Times New Roman"/>
@@ -1665,13 +2353,43 @@
         </w:rPr>
         <w:t xml:space="preserve">Replace any reflection-based JSON path code with </w:t>
       </w:r>
+      <w:proofErr w:type="spellStart"/>
+      <w:proofErr w:type="gramStart"/>
       <w:r>
         <w:rPr>
           <w:rFonts w:ascii="Courier New" w:eastAsia="Times New Roman" w:hAnsi="Courier New" w:cs="Courier New"/>
           <w:sz w:val="20"/>
           <w:szCs w:val="20"/>
         </w:rPr>
-        <w:t>gjson.Get(payload, "message.content.0.text")</w:t>
+        <w:t>gjson.Get</w:t>
+      </w:r>
+      <w:proofErr w:type="spellEnd"/>
+      <w:proofErr w:type="gramEnd"/>
+      <w:r>
+        <w:rPr>
+          <w:rFonts w:ascii="Courier New" w:eastAsia="Times New Roman" w:hAnsi="Courier New" w:cs="Courier New"/>
+          <w:sz w:val="20"/>
+          <w:szCs w:val="20"/>
+        </w:rPr>
+        <w:t>(payload, "</w:t>
+      </w:r>
+      <w:proofErr w:type="gramStart"/>
+      <w:r>
+        <w:rPr>
+          <w:rFonts w:ascii="Courier New" w:eastAsia="Times New Roman" w:hAnsi="Courier New" w:cs="Courier New"/>
+          <w:sz w:val="20"/>
+          <w:szCs w:val="20"/>
+        </w:rPr>
+        <w:t>message.content</w:t>
+      </w:r>
+      <w:proofErr w:type="gramEnd"/>
+      <w:r>
+        <w:rPr>
+          <w:rFonts w:ascii="Courier New" w:eastAsia="Times New Roman" w:hAnsi="Courier New" w:cs="Courier New"/>
+          <w:sz w:val="20"/>
+          <w:szCs w:val="20"/>
+        </w:rPr>
+        <w:t>.0.text")</w:t>
       </w:r>
       <w:r>
         <w:rPr>
@@ -1728,15 +2446,51 @@
           <w:sz w:val="20"/>
           <w:szCs w:val="20"/>
         </w:rPr>
-        <w:t>GET /query/{destination}?q=</w:t>
-      </w:r>
-      <w:r>
-        <w:rPr>
-          <w:rFonts w:ascii="Times New Roman" w:eastAsia="Times New Roman" w:hAnsi="Times New Roman" w:cs="Times New Roman"/>
-          <w:sz w:val="24"/>
-          <w:szCs w:val="24"/>
-        </w:rPr>
-        <w:t xml:space="preserve"> endpoints. Now BubbleFish isn't just a write bus — it's a </w:t>
+        <w:t>GET /</w:t>
+      </w:r>
+      <w:proofErr w:type="gramStart"/>
+      <w:r>
+        <w:rPr>
+          <w:rFonts w:ascii="Courier New" w:eastAsia="Times New Roman" w:hAnsi="Courier New" w:cs="Courier New"/>
+          <w:sz w:val="20"/>
+          <w:szCs w:val="20"/>
+        </w:rPr>
+        <w:t>query/{destination}?</w:t>
+      </w:r>
+      <w:proofErr w:type="gramEnd"/>
+      <w:r>
+        <w:rPr>
+          <w:rFonts w:ascii="Courier New" w:eastAsia="Times New Roman" w:hAnsi="Courier New" w:cs="Courier New"/>
+          <w:sz w:val="20"/>
+          <w:szCs w:val="20"/>
+        </w:rPr>
+        <w:t>q=</w:t>
+      </w:r>
+      <w:r>
+        <w:rPr>
+          <w:rFonts w:ascii="Times New Roman" w:eastAsia="Times New Roman" w:hAnsi="Times New Roman" w:cs="Times New Roman"/>
+          <w:sz w:val="24"/>
+          <w:szCs w:val="24"/>
+        </w:rPr>
+        <w:t xml:space="preserve"> endpoints. Now </w:t>
+      </w:r>
+      <w:proofErr w:type="spellStart"/>
+      <w:r>
+        <w:rPr>
+          <w:rFonts w:ascii="Times New Roman" w:eastAsia="Times New Roman" w:hAnsi="Times New Roman" w:cs="Times New Roman"/>
+          <w:sz w:val="24"/>
+          <w:szCs w:val="24"/>
+        </w:rPr>
+        <w:t>BubbleFish</w:t>
+      </w:r>
+      <w:proofErr w:type="spellEnd"/>
+      <w:r>
+        <w:rPr>
+          <w:rFonts w:ascii="Times New Roman" w:eastAsia="Times New Roman" w:hAnsi="Times New Roman" w:cs="Times New Roman"/>
+          <w:sz w:val="24"/>
+          <w:szCs w:val="24"/>
+        </w:rPr>
+        <w:t xml:space="preserve"> isn't just a write bus — it's a </w:t>
       </w:r>
       <w:r>
         <w:rPr>
@@ -1763,7 +2517,25 @@
           <w:szCs w:val="24"/>
         </w:rPr>
         <w:lastRenderedPageBreak/>
-        <w:t>feature that LiteLLM, Portkey, and Bifrost don't have because they're API proxies, not database orchestrators.</w:t>
+        <w:t xml:space="preserve">feature that </w:t>
+      </w:r>
+      <w:proofErr w:type="spellStart"/>
+      <w:r>
+        <w:rPr>
+          <w:rFonts w:ascii="Times New Roman" w:eastAsia="Times New Roman" w:hAnsi="Times New Roman" w:cs="Times New Roman"/>
+          <w:sz w:val="24"/>
+          <w:szCs w:val="24"/>
+        </w:rPr>
+        <w:t>LiteLLM</w:t>
+      </w:r>
+      <w:proofErr w:type="spellEnd"/>
+      <w:r>
+        <w:rPr>
+          <w:rFonts w:ascii="Times New Roman" w:eastAsia="Times New Roman" w:hAnsi="Times New Roman" w:cs="Times New Roman"/>
+          <w:sz w:val="24"/>
+          <w:szCs w:val="24"/>
+        </w:rPr>
+        <w:t>, Portkey, and Bifrost don't have because they're API proxies, not database orchestrators.</w:t>
       </w:r>
     </w:p>
     <w:p>
@@ -1806,6 +2578,7 @@
         </w:rPr>
         <w:t xml:space="preserve">Go's </w:t>
       </w:r>
+      <w:proofErr w:type="gramStart"/>
       <w:r>
         <w:rPr>
           <w:rFonts w:ascii="Courier New" w:eastAsia="Times New Roman" w:hAnsi="Courier New" w:cs="Courier New"/>
@@ -1814,21 +2587,68 @@
         </w:rPr>
         <w:t>embed</w:t>
       </w:r>
-      <w:r>
-        <w:rPr>
-          <w:rFonts w:ascii="Times New Roman" w:eastAsia="Times New Roman" w:hAnsi="Times New Roman" w:cs="Times New Roman"/>
-          <w:sz w:val="24"/>
-          <w:szCs w:val="24"/>
-        </w:rPr>
-        <w:t xml:space="preserve"> package lets you ship a single-page React or Svelte dashboard inside the binary itself. </w:t>
-      </w:r>
+      <w:proofErr w:type="gramEnd"/>
+      <w:r>
+        <w:rPr>
+          <w:rFonts w:ascii="Times New Roman" w:eastAsia="Times New Roman" w:hAnsi="Times New Roman" w:cs="Times New Roman"/>
+          <w:sz w:val="24"/>
+          <w:szCs w:val="24"/>
+        </w:rPr>
+        <w:t xml:space="preserve"> package lets you ship a </w:t>
+      </w:r>
+      <w:proofErr w:type="gramStart"/>
+      <w:r>
+        <w:rPr>
+          <w:rFonts w:ascii="Times New Roman" w:eastAsia="Times New Roman" w:hAnsi="Times New Roman" w:cs="Times New Roman"/>
+          <w:sz w:val="24"/>
+          <w:szCs w:val="24"/>
+        </w:rPr>
+        <w:t>single-page</w:t>
+      </w:r>
+      <w:proofErr w:type="gramEnd"/>
+      <w:r>
+        <w:rPr>
+          <w:rFonts w:ascii="Times New Roman" w:eastAsia="Times New Roman" w:hAnsi="Times New Roman" w:cs="Times New Roman"/>
+          <w:sz w:val="24"/>
+          <w:szCs w:val="24"/>
+        </w:rPr>
+        <w:t xml:space="preserve"> React or Svelte dashboard inside the binary itself. </w:t>
+      </w:r>
+      <w:proofErr w:type="spellStart"/>
       <w:r>
         <w:rPr>
           <w:rFonts w:ascii="Courier New" w:eastAsia="Times New Roman" w:hAnsi="Courier New" w:cs="Courier New"/>
           <w:sz w:val="20"/>
           <w:szCs w:val="20"/>
         </w:rPr>
-        <w:t>bubblefish ui --web</w:t>
+        <w:t>bubblefish</w:t>
+      </w:r>
+      <w:proofErr w:type="spellEnd"/>
+      <w:r>
+        <w:rPr>
+          <w:rFonts w:ascii="Courier New" w:eastAsia="Times New Roman" w:hAnsi="Courier New" w:cs="Courier New"/>
+          <w:sz w:val="20"/>
+          <w:szCs w:val="20"/>
+        </w:rPr>
+        <w:t xml:space="preserve"> </w:t>
+      </w:r>
+      <w:proofErr w:type="spellStart"/>
+      <w:r>
+        <w:rPr>
+          <w:rFonts w:ascii="Courier New" w:eastAsia="Times New Roman" w:hAnsi="Courier New" w:cs="Courier New"/>
+          <w:sz w:val="20"/>
+          <w:szCs w:val="20"/>
+        </w:rPr>
+        <w:t>ui</w:t>
+      </w:r>
+      <w:proofErr w:type="spellEnd"/>
+      <w:r>
+        <w:rPr>
+          <w:rFonts w:ascii="Courier New" w:eastAsia="Times New Roman" w:hAnsi="Courier New" w:cs="Courier New"/>
+          <w:sz w:val="20"/>
+          <w:szCs w:val="20"/>
+        </w:rPr>
+        <w:t xml:space="preserve"> --web</w:t>
       </w:r>
       <w:r>
         <w:rPr>
@@ -1852,7 +2672,25 @@
           <w:sz w:val="24"/>
           <w:szCs w:val="24"/>
         </w:rPr>
-        <w:t xml:space="preserve"> with a browser-based traffic dashboard. This gives non-terminal developers a way to demo BubbleFish, which dramatically expands your GitHub star audience.</w:t>
+        <w:t xml:space="preserve"> with a browser-based traffic dashboard. This gives non-terminal developers a way to demo </w:t>
+      </w:r>
+      <w:proofErr w:type="spellStart"/>
+      <w:r>
+        <w:rPr>
+          <w:rFonts w:ascii="Times New Roman" w:eastAsia="Times New Roman" w:hAnsi="Times New Roman" w:cs="Times New Roman"/>
+          <w:sz w:val="24"/>
+          <w:szCs w:val="24"/>
+        </w:rPr>
+        <w:t>BubbleFish</w:t>
+      </w:r>
+      <w:proofErr w:type="spellEnd"/>
+      <w:r>
+        <w:rPr>
+          <w:rFonts w:ascii="Times New Roman" w:eastAsia="Times New Roman" w:hAnsi="Times New Roman" w:cs="Times New Roman"/>
+          <w:sz w:val="24"/>
+          <w:szCs w:val="24"/>
+        </w:rPr>
+        <w:t>, which dramatically expands your GitHub star audience.</w:t>
       </w:r>
     </w:p>
     <w:p>
@@ -1877,6 +2715,7 @@
         </w:rPr>
         <w:t xml:space="preserve">The </w:t>
       </w:r>
+      <w:proofErr w:type="spellStart"/>
       <w:r>
         <w:rPr>
           <w:rFonts w:ascii="Courier New" w:eastAsia="Times New Roman" w:hAnsi="Courier New" w:cs="Courier New"/>
@@ -1885,8 +2724,31 @@
           <w:sz w:val="20"/>
           <w:szCs w:val="20"/>
         </w:rPr>
-        <w:t>bubblefish init</w:t>
-      </w:r>
+        <w:t>bubblefish</w:t>
+      </w:r>
+      <w:proofErr w:type="spellEnd"/>
+      <w:r>
+        <w:rPr>
+          <w:rFonts w:ascii="Courier New" w:eastAsia="Times New Roman" w:hAnsi="Courier New" w:cs="Courier New"/>
+          <w:b/>
+          <w:bCs/>
+          <w:sz w:val="20"/>
+          <w:szCs w:val="20"/>
+        </w:rPr>
+        <w:t xml:space="preserve"> </w:t>
+      </w:r>
+      <w:proofErr w:type="spellStart"/>
+      <w:r>
+        <w:rPr>
+          <w:rFonts w:ascii="Courier New" w:eastAsia="Times New Roman" w:hAnsi="Courier New" w:cs="Courier New"/>
+          <w:b/>
+          <w:bCs/>
+          <w:sz w:val="20"/>
+          <w:szCs w:val="20"/>
+        </w:rPr>
+        <w:t>init</w:t>
+      </w:r>
+      <w:proofErr w:type="spellEnd"/>
       <w:r>
         <w:rPr>
           <w:rFonts w:ascii="Times New Roman" w:eastAsia="Times New Roman" w:hAnsi="Times New Roman" w:cs="Times New Roman"/>
@@ -1960,6 +2822,7 @@
           <w:szCs w:val="20"/>
         </w:rPr>
       </w:pPr>
+      <w:proofErr w:type="spellStart"/>
       <w:r>
         <w:rPr>
           <w:rFonts w:ascii="inherit" w:eastAsia="Times New Roman" w:hAnsi="inherit" w:cs="Courier New"/>
@@ -1967,8 +2830,69 @@
           <w:sz w:val="20"/>
           <w:szCs w:val="20"/>
         </w:rPr>
-        <w:t>bubblefish init --destination supabase --source claude</w:t>
-      </w:r>
+        <w:t>bubblefish</w:t>
+      </w:r>
+      <w:proofErr w:type="spellEnd"/>
+      <w:r>
+        <w:rPr>
+          <w:rFonts w:ascii="inherit" w:eastAsia="Times New Roman" w:hAnsi="inherit" w:cs="Courier New"/>
+          <w:color w:val="C5C8C6"/>
+          <w:sz w:val="20"/>
+          <w:szCs w:val="20"/>
+        </w:rPr>
+        <w:t xml:space="preserve"> </w:t>
+      </w:r>
+      <w:proofErr w:type="spellStart"/>
+      <w:r>
+        <w:rPr>
+          <w:rFonts w:ascii="inherit" w:eastAsia="Times New Roman" w:hAnsi="inherit" w:cs="Courier New"/>
+          <w:color w:val="C5C8C6"/>
+          <w:sz w:val="20"/>
+          <w:szCs w:val="20"/>
+        </w:rPr>
+        <w:t>init</w:t>
+      </w:r>
+      <w:proofErr w:type="spellEnd"/>
+      <w:r>
+        <w:rPr>
+          <w:rFonts w:ascii="inherit" w:eastAsia="Times New Roman" w:hAnsi="inherit" w:cs="Courier New"/>
+          <w:color w:val="C5C8C6"/>
+          <w:sz w:val="20"/>
+          <w:szCs w:val="20"/>
+        </w:rPr>
+        <w:t xml:space="preserve"> --destination </w:t>
+      </w:r>
+      <w:proofErr w:type="spellStart"/>
+      <w:r>
+        <w:rPr>
+          <w:rFonts w:ascii="inherit" w:eastAsia="Times New Roman" w:hAnsi="inherit" w:cs="Courier New"/>
+          <w:color w:val="C5C8C6"/>
+          <w:sz w:val="20"/>
+          <w:szCs w:val="20"/>
+        </w:rPr>
+        <w:t>supabase</w:t>
+      </w:r>
+      <w:proofErr w:type="spellEnd"/>
+      <w:r>
+        <w:rPr>
+          <w:rFonts w:ascii="inherit" w:eastAsia="Times New Roman" w:hAnsi="inherit" w:cs="Courier New"/>
+          <w:color w:val="C5C8C6"/>
+          <w:sz w:val="20"/>
+          <w:szCs w:val="20"/>
+        </w:rPr>
+        <w:t xml:space="preserve"> --source </w:t>
+      </w:r>
+      <w:proofErr w:type="spellStart"/>
+      <w:r>
+        <w:rPr>
+          <w:rFonts w:ascii="inherit" w:eastAsia="Times New Roman" w:hAnsi="inherit" w:cs="Courier New"/>
+          <w:color w:val="C5C8C6"/>
+          <w:sz w:val="20"/>
+          <w:szCs w:val="20"/>
+        </w:rPr>
+        <w:t>claude</w:t>
+      </w:r>
+      <w:proofErr w:type="spellEnd"/>
     </w:p>
     <w:p>
       <w:pPr>
@@ -1985,7 +2909,25 @@
           <w:sz w:val="24"/>
           <w:szCs w:val="24"/>
         </w:rPr>
-        <w:t xml:space="preserve">This creates the directory structure, writes starter TOML files with inline comments, and outputs a checklist of what to fill in. Zero friction from download to first successful route. </w:t>
+        <w:t xml:space="preserve">This creates </w:t>
+      </w:r>
+      <w:proofErr w:type="gramStart"/>
+      <w:r>
+        <w:rPr>
+          <w:rFonts w:ascii="Times New Roman" w:eastAsia="Times New Roman" w:hAnsi="Times New Roman" w:cs="Times New Roman"/>
+          <w:sz w:val="24"/>
+          <w:szCs w:val="24"/>
+        </w:rPr>
+        <w:t>the</w:t>
+      </w:r>
+      <w:proofErr w:type="gramEnd"/>
+      <w:r>
+        <w:rPr>
+          <w:rFonts w:ascii="Times New Roman" w:eastAsia="Times New Roman" w:hAnsi="Times New Roman" w:cs="Times New Roman"/>
+          <w:sz w:val="24"/>
+          <w:szCs w:val="24"/>
+        </w:rPr>
+        <w:t xml:space="preserve"> directory structure, writes starter TOML files with inline comments, and outputs a checklist of what to fill in. Zero friction from download to first successful route. </w:t>
       </w:r>
       <w:r>
         <w:rPr>
@@ -1995,7 +2937,29 @@
           <w:sz w:val="24"/>
           <w:szCs w:val="24"/>
         </w:rPr>
-        <w:t>This is the feature that gets you blog posts written about you.</w:t>
+        <w:t xml:space="preserve">This is the feature that gets </w:t>
+      </w:r>
+      <w:proofErr w:type="gramStart"/>
+      <w:r>
+        <w:rPr>
+          <w:rFonts w:ascii="Times New Roman" w:eastAsia="Times New Roman" w:hAnsi="Times New Roman" w:cs="Times New Roman"/>
+          <w:b/>
+          <w:bCs/>
+          <w:sz w:val="24"/>
+          <w:szCs w:val="24"/>
+        </w:rPr>
+        <w:t>you</w:t>
+      </w:r>
+      <w:proofErr w:type="gramEnd"/>
+      <w:r>
+        <w:rPr>
+          <w:rFonts w:ascii="Times New Roman" w:eastAsia="Times New Roman" w:hAnsi="Times New Roman" w:cs="Times New Roman"/>
+          <w:b/>
+          <w:bCs/>
+          <w:sz w:val="24"/>
+          <w:szCs w:val="24"/>
+        </w:rPr>
+        <w:t xml:space="preserve"> blog posts written about you.</w:t>
       </w:r>
     </w:p>
     <w:p>
@@ -2157,7 +3121,25 @@
                 <w:sz w:val="24"/>
                 <w:szCs w:val="24"/>
               </w:rPr>
-              <w:t>Every "show HN" post leads with this</w:t>
+              <w:t xml:space="preserve">Every "show HN" post </w:t>
+            </w:r>
+            <w:proofErr w:type="gramStart"/>
+            <w:r>
+              <w:rPr>
+                <w:rFonts w:ascii="Times New Roman" w:eastAsia="Times New Roman" w:hAnsi="Times New Roman" w:cs="Times New Roman"/>
+                <w:sz w:val="24"/>
+                <w:szCs w:val="24"/>
+              </w:rPr>
+              <w:t>leads</w:t>
+            </w:r>
+            <w:proofErr w:type="gramEnd"/>
+            <w:r>
+              <w:rPr>
+                <w:rFonts w:ascii="Times New Roman" w:eastAsia="Times New Roman" w:hAnsi="Times New Roman" w:cs="Times New Roman"/>
+                <w:sz w:val="24"/>
+                <w:szCs w:val="24"/>
+              </w:rPr>
+              <w:t xml:space="preserve"> with this</w:t>
             </w:r>
           </w:p>
         </w:tc>
@@ -2233,14 +3215,34 @@
                 <w:szCs w:val="24"/>
               </w:rPr>
             </w:pPr>
+            <w:proofErr w:type="spellStart"/>
             <w:r>
               <w:rPr>
                 <w:rFonts w:ascii="Courier New" w:eastAsia="Times New Roman" w:hAnsi="Courier New" w:cs="Courier New"/>
                 <w:sz w:val="20"/>
                 <w:szCs w:val="20"/>
               </w:rPr>
-              <w:t>bubblefish init</w:t>
+              <w:t>bubblefish</w:t>
             </w:r>
+            <w:proofErr w:type="spellEnd"/>
+            <w:r>
+              <w:rPr>
+                <w:rFonts w:ascii="Courier New" w:eastAsia="Times New Roman" w:hAnsi="Courier New" w:cs="Courier New"/>
+                <w:sz w:val="20"/>
+                <w:szCs w:val="20"/>
+              </w:rPr>
+              <w:t xml:space="preserve"> </w:t>
+            </w:r>
+            <w:proofErr w:type="spellStart"/>
+            <w:r>
+              <w:rPr>
+                <w:rFonts w:ascii="Courier New" w:eastAsia="Times New Roman" w:hAnsi="Courier New" w:cs="Courier New"/>
+                <w:sz w:val="20"/>
+                <w:szCs w:val="20"/>
+              </w:rPr>
+              <w:t>init</w:t>
+            </w:r>
+            <w:proofErr w:type="spellEnd"/>
             <w:r>
               <w:rPr>
                 <w:rFonts w:ascii="Times New Roman" w:eastAsia="Times New Roman" w:hAnsi="Times New Roman" w:cs="Times New Roman"/>
@@ -2377,7 +3379,25 @@
                 <w:sz w:val="24"/>
                 <w:szCs w:val="24"/>
               </w:rPr>
-              <w:t>Gets picked up by homelab and self-hosted communities</w:t>
+              <w:t xml:space="preserve">Gets picked up by </w:t>
+            </w:r>
+            <w:proofErr w:type="spellStart"/>
+            <w:r>
+              <w:rPr>
+                <w:rFonts w:ascii="Times New Roman" w:eastAsia="Times New Roman" w:hAnsi="Times New Roman" w:cs="Times New Roman"/>
+                <w:sz w:val="24"/>
+                <w:szCs w:val="24"/>
+              </w:rPr>
+              <w:t>homelab</w:t>
+            </w:r>
+            <w:proofErr w:type="spellEnd"/>
+            <w:r>
+              <w:rPr>
+                <w:rFonts w:ascii="Times New Roman" w:eastAsia="Times New Roman" w:hAnsi="Times New Roman" w:cs="Times New Roman"/>
+                <w:sz w:val="24"/>
+                <w:szCs w:val="24"/>
+              </w:rPr>
+              <w:t xml:space="preserve"> and self-hosted communities</w:t>
             </w:r>
           </w:p>
         </w:tc>
@@ -2451,7 +3471,7 @@
           <w:szCs w:val="24"/>
         </w:rPr>
         <w:pict w14:anchorId="3B61ECB0">
-          <v:rect id="_x0000_i1034" style="width:0;height:1.5pt" o:hralign="center" o:hrstd="t" o:hr="t" fillcolor="#a0a0a0" stroked="f"/>
+          <v:rect id="_x0000_i1028" style="width:0;height:1.5pt" o:hralign="center" o:hrstd="t" o:hr="t" fillcolor="#a0a0a0" stroked="f"/>
         </w:pict>
       </w:r>
     </w:p>
@@ -2475,8 +3495,32 @@
           <w:sz w:val="36"/>
           <w:szCs w:val="36"/>
         </w:rPr>
-        <w:t xml:space="preserve">3. On Writing the Initial </w:t>
-      </w:r>
+        <w:t>3</w:t>
+      </w:r>
+      <w:proofErr w:type="gramStart"/>
+      <w:r>
+        <w:rPr>
+          <w:rFonts w:ascii="Times New Roman" w:eastAsia="Times New Roman" w:hAnsi="Times New Roman" w:cs="Times New Roman"/>
+          <w:b/>
+          <w:bCs/>
+          <w:sz w:val="36"/>
+          <w:szCs w:val="36"/>
+        </w:rPr>
+        <w:t>. On</w:t>
+      </w:r>
+      <w:proofErr w:type="gramEnd"/>
+      <w:r>
+        <w:rPr>
+          <w:rFonts w:ascii="Times New Roman" w:eastAsia="Times New Roman" w:hAnsi="Times New Roman" w:cs="Times New Roman"/>
+          <w:b/>
+          <w:bCs/>
+          <w:sz w:val="36"/>
+          <w:szCs w:val="36"/>
+        </w:rPr>
+        <w:t xml:space="preserve"> Writing the Initial </w:t>
+      </w:r>
+      <w:proofErr w:type="spellStart"/>
+      <w:proofErr w:type="gramStart"/>
       <w:r>
         <w:rPr>
           <w:rFonts w:ascii="Courier New" w:eastAsia="Times New Roman" w:hAnsi="Courier New" w:cs="Courier New"/>
@@ -2487,6 +3531,8 @@
         </w:rPr>
         <w:t>main.go</w:t>
       </w:r>
+      <w:proofErr w:type="spellEnd"/>
+      <w:proofErr w:type="gramEnd"/>
     </w:p>
     <w:p>
       <w:pPr>
@@ -2505,6 +3551,8 @@
         </w:rPr>
         <w:t xml:space="preserve">The V2 document already includes a working </w:t>
       </w:r>
+      <w:proofErr w:type="spellStart"/>
+      <w:proofErr w:type="gramStart"/>
       <w:r>
         <w:rPr>
           <w:rFonts w:ascii="Courier New" w:eastAsia="Times New Roman" w:hAnsi="Courier New" w:cs="Courier New"/>
@@ -2513,14 +3561,36 @@
         </w:rPr>
         <w:t>main.go</w:t>
       </w:r>
-      <w:r>
-        <w:rPr>
-          <w:rFonts w:ascii="Times New Roman" w:eastAsia="Times New Roman" w:hAnsi="Times New Roman" w:cs="Times New Roman"/>
-          <w:sz w:val="24"/>
-          <w:szCs w:val="24"/>
-        </w:rPr>
-        <w:t xml:space="preserve"> prototype — it's actually quite solid. It correctly implements the Elm-architecture pattern (Model → Update → View), uses </w:t>
-      </w:r>
+      <w:proofErr w:type="spellEnd"/>
+      <w:proofErr w:type="gramEnd"/>
+      <w:r>
+        <w:rPr>
+          <w:rFonts w:ascii="Times New Roman" w:eastAsia="Times New Roman" w:hAnsi="Times New Roman" w:cs="Times New Roman"/>
+          <w:sz w:val="24"/>
+          <w:szCs w:val="24"/>
+        </w:rPr>
+        <w:t xml:space="preserve"> prototype — it's </w:t>
+      </w:r>
+      <w:proofErr w:type="gramStart"/>
+      <w:r>
+        <w:rPr>
+          <w:rFonts w:ascii="Times New Roman" w:eastAsia="Times New Roman" w:hAnsi="Times New Roman" w:cs="Times New Roman"/>
+          <w:sz w:val="24"/>
+          <w:szCs w:val="24"/>
+        </w:rPr>
+        <w:t>actually quite</w:t>
+      </w:r>
+      <w:proofErr w:type="gramEnd"/>
+      <w:r>
+        <w:rPr>
+          <w:rFonts w:ascii="Times New Roman" w:eastAsia="Times New Roman" w:hAnsi="Times New Roman" w:cs="Times New Roman"/>
+          <w:sz w:val="24"/>
+          <w:szCs w:val="24"/>
+        </w:rPr>
+        <w:t xml:space="preserve"> solid. It correctly implements the Elm-architecture pattern (Model → Update → View), uses </w:t>
+      </w:r>
+      <w:proofErr w:type="spellStart"/>
+      <w:proofErr w:type="gramStart"/>
       <w:r>
         <w:rPr>
           <w:rFonts w:ascii="Courier New" w:eastAsia="Times New Roman" w:hAnsi="Courier New" w:cs="Courier New"/>
@@ -2529,6 +3599,8 @@
         </w:rPr>
         <w:t>lipgloss.JoinHorizontal</w:t>
       </w:r>
+      <w:proofErr w:type="spellEnd"/>
+      <w:proofErr w:type="gramEnd"/>
       <w:r>
         <w:rPr>
           <w:rFonts w:ascii="Times New Roman" w:eastAsia="Times New Roman" w:hAnsi="Times New Roman" w:cs="Times New Roman"/>
@@ -2543,8 +3615,18 @@
           <w:sz w:val="20"/>
           <w:szCs w:val="20"/>
         </w:rPr>
-        <w:t>go run main.go</w:t>
-      </w:r>
+        <w:t xml:space="preserve">go run </w:t>
+      </w:r>
+      <w:proofErr w:type="spellStart"/>
+      <w:r>
+        <w:rPr>
+          <w:rFonts w:ascii="Courier New" w:eastAsia="Times New Roman" w:hAnsi="Courier New" w:cs="Courier New"/>
+          <w:sz w:val="20"/>
+          <w:szCs w:val="20"/>
+        </w:rPr>
+        <w:t>main.go</w:t>
+      </w:r>
+      <w:proofErr w:type="spellEnd"/>
       <w:r>
         <w:rPr>
           <w:rFonts w:ascii="Times New Roman" w:eastAsia="Times New Roman" w:hAnsi="Times New Roman" w:cs="Times New Roman"/>
@@ -2609,6 +3691,8 @@
         </w:rPr>
         <w:t xml:space="preserve">Yes, you should write the next iteration of </w:t>
       </w:r>
+      <w:proofErr w:type="spellStart"/>
+      <w:proofErr w:type="gramStart"/>
       <w:r>
         <w:rPr>
           <w:rFonts w:ascii="Courier New" w:eastAsia="Times New Roman" w:hAnsi="Courier New" w:cs="Courier New"/>
@@ -2619,6 +3703,8 @@
         </w:rPr>
         <w:t>main.go</w:t>
       </w:r>
+      <w:proofErr w:type="spellEnd"/>
+      <w:proofErr w:type="gramEnd"/>
       <w:r>
         <w:rPr>
           <w:rFonts w:ascii="Times New Roman" w:eastAsia="Times New Roman" w:hAnsi="Times New Roman" w:cs="Times New Roman"/>
@@ -2683,14 +3769,34 @@
         </w:rPr>
         <w:t xml:space="preserve"> (</w:t>
       </w:r>
+      <w:proofErr w:type="spellStart"/>
       <w:r>
         <w:rPr>
           <w:rFonts w:ascii="Courier New" w:eastAsia="Times New Roman" w:hAnsi="Courier New" w:cs="Courier New"/>
           <w:sz w:val="20"/>
           <w:szCs w:val="20"/>
         </w:rPr>
-        <w:t>chan TrafficEvent</w:t>
-      </w:r>
+        <w:t>chan</w:t>
+      </w:r>
+      <w:proofErr w:type="spellEnd"/>
+      <w:r>
+        <w:rPr>
+          <w:rFonts w:ascii="Courier New" w:eastAsia="Times New Roman" w:hAnsi="Courier New" w:cs="Courier New"/>
+          <w:sz w:val="20"/>
+          <w:szCs w:val="20"/>
+        </w:rPr>
+        <w:t xml:space="preserve"> </w:t>
+      </w:r>
+      <w:proofErr w:type="spellStart"/>
+      <w:r>
+        <w:rPr>
+          <w:rFonts w:ascii="Courier New" w:eastAsia="Times New Roman" w:hAnsi="Courier New" w:cs="Courier New"/>
+          <w:sz w:val="20"/>
+          <w:szCs w:val="20"/>
+        </w:rPr>
+        <w:t>TrafficEvent</w:t>
+      </w:r>
+      <w:proofErr w:type="spellEnd"/>
       <w:r>
         <w:rPr>
           <w:rFonts w:ascii="Times New Roman" w:eastAsia="Times New Roman" w:hAnsi="Times New Roman" w:cs="Times New Roman"/>
@@ -2762,13 +3868,23 @@
         </w:rPr>
         <w:t xml:space="preserve">Add the </w:t>
       </w:r>
+      <w:proofErr w:type="spellStart"/>
       <w:r>
         <w:rPr>
           <w:rFonts w:ascii="Courier New" w:eastAsia="Times New Roman" w:hAnsi="Courier New" w:cs="Courier New"/>
           <w:sz w:val="20"/>
           <w:szCs w:val="20"/>
         </w:rPr>
-        <w:t>bubblefish start -d</w:t>
+        <w:t>bubblefish</w:t>
+      </w:r>
+      <w:proofErr w:type="spellEnd"/>
+      <w:r>
+        <w:rPr>
+          <w:rFonts w:ascii="Courier New" w:eastAsia="Times New Roman" w:hAnsi="Courier New" w:cs="Courier New"/>
+          <w:sz w:val="20"/>
+          <w:szCs w:val="20"/>
+        </w:rPr>
+        <w:t xml:space="preserve"> start -d</w:t>
       </w:r>
       <w:r>
         <w:rPr>
@@ -2778,14 +3894,34 @@
         </w:rPr>
         <w:t xml:space="preserve"> vs </w:t>
       </w:r>
+      <w:proofErr w:type="spellStart"/>
       <w:r>
         <w:rPr>
           <w:rFonts w:ascii="Courier New" w:eastAsia="Times New Roman" w:hAnsi="Courier New" w:cs="Courier New"/>
           <w:sz w:val="20"/>
           <w:szCs w:val="20"/>
         </w:rPr>
-        <w:t>bubblefish ui</w:t>
-      </w:r>
+        <w:t>bubblefish</w:t>
+      </w:r>
+      <w:proofErr w:type="spellEnd"/>
+      <w:r>
+        <w:rPr>
+          <w:rFonts w:ascii="Courier New" w:eastAsia="Times New Roman" w:hAnsi="Courier New" w:cs="Courier New"/>
+          <w:sz w:val="20"/>
+          <w:szCs w:val="20"/>
+        </w:rPr>
+        <w:t xml:space="preserve"> </w:t>
+      </w:r>
+      <w:proofErr w:type="spellStart"/>
+      <w:r>
+        <w:rPr>
+          <w:rFonts w:ascii="Courier New" w:eastAsia="Times New Roman" w:hAnsi="Courier New" w:cs="Courier New"/>
+          <w:sz w:val="20"/>
+          <w:szCs w:val="20"/>
+        </w:rPr>
+        <w:t>ui</w:t>
+      </w:r>
+      <w:proofErr w:type="spellEnd"/>
       <w:r>
         <w:rPr>
           <w:rFonts w:ascii="Times New Roman" w:eastAsia="Times New Roman" w:hAnsi="Times New Roman" w:cs="Times New Roman"/>
@@ -2834,6 +3970,8 @@
         </w:rPr>
         <w:t xml:space="preserve">That version is the one worth committing to GitHub as your first public release. Want me to write that production-ready </w:t>
       </w:r>
+      <w:proofErr w:type="spellStart"/>
+      <w:proofErr w:type="gramStart"/>
       <w:r>
         <w:rPr>
           <w:rFonts w:ascii="Courier New" w:eastAsia="Times New Roman" w:hAnsi="Courier New" w:cs="Courier New"/>
@@ -2842,6 +3980,8 @@
         </w:rPr>
         <w:t>main.go</w:t>
       </w:r>
+      <w:proofErr w:type="spellEnd"/>
+      <w:proofErr w:type="gramEnd"/>
       <w:r>
         <w:rPr>
           <w:rFonts w:ascii="Times New Roman" w:eastAsia="Times New Roman" w:hAnsi="Times New Roman" w:cs="Times New Roman"/>
@@ -2866,7 +4006,7 @@
           <w:szCs w:val="24"/>
         </w:rPr>
         <w:pict w14:anchorId="36C1E0B9">
-          <v:rect id="_x0000_i1035" style="width:0;height:1.5pt" o:hralign="center" o:hrstd="t" o:hr="t" fillcolor="#a0a0a0" stroked="f"/>
+          <v:rect id="_x0000_i1029" style="width:0;height:1.5pt" o:hralign="center" o:hrstd="t" o:hr="t" fillcolor="#a0a0a0" stroked="f"/>
         </w:pict>
       </w:r>
     </w:p>
@@ -2897,14 +4037,34 @@
         </w:rPr>
         <w:t xml:space="preserve"> No competitive analysis of </w:t>
       </w:r>
+      <w:proofErr w:type="spellStart"/>
       <w:r>
         <w:rPr>
           <w:rFonts w:ascii="Courier New" w:eastAsia="Times New Roman" w:hAnsi="Courier New" w:cs="Courier New"/>
           <w:sz w:val="20"/>
           <w:szCs w:val="20"/>
         </w:rPr>
-        <w:t>tidwall/gjson</w:t>
-      </w:r>
+        <w:t>tidwall</w:t>
+      </w:r>
+      <w:proofErr w:type="spellEnd"/>
+      <w:r>
+        <w:rPr>
+          <w:rFonts w:ascii="Courier New" w:eastAsia="Times New Roman" w:hAnsi="Courier New" w:cs="Courier New"/>
+          <w:sz w:val="20"/>
+          <w:szCs w:val="20"/>
+        </w:rPr>
+        <w:t>/</w:t>
+      </w:r>
+      <w:proofErr w:type="spellStart"/>
+      <w:r>
+        <w:rPr>
+          <w:rFonts w:ascii="Courier New" w:eastAsia="Times New Roman" w:hAnsi="Courier New" w:cs="Courier New"/>
+          <w:sz w:val="20"/>
+          <w:szCs w:val="20"/>
+        </w:rPr>
+        <w:t>gjson</w:t>
+      </w:r>
+      <w:proofErr w:type="spellEnd"/>
       <w:r>
         <w:rPr>
           <w:rFonts w:ascii="Times New Roman" w:eastAsia="Times New Roman" w:hAnsi="Times New Roman" w:cs="Times New Roman"/>
@@ -2941,6 +4101,7 @@
         </w:rPr>
         <w:t xml:space="preserve"> Lock the TOML vs JSON decision, define the </w:t>
       </w:r>
+      <w:proofErr w:type="spellStart"/>
       <w:r>
         <w:rPr>
           <w:rFonts w:ascii="Courier New" w:eastAsia="Times New Roman" w:hAnsi="Courier New" w:cs="Courier New"/>
@@ -2949,6 +4110,7 @@
         </w:rPr>
         <w:t>DestinationInterface</w:t>
       </w:r>
+      <w:proofErr w:type="spellEnd"/>
       <w:r>
         <w:rPr>
           <w:rFonts w:ascii="Times New Roman" w:eastAsia="Times New Roman" w:hAnsi="Times New Roman" w:cs="Times New Roman"/>
@@ -2957,6 +4119,8 @@
         </w:rPr>
         <w:t xml:space="preserve"> in Go, and write the </w:t>
       </w:r>
+      <w:proofErr w:type="spellStart"/>
+      <w:proofErr w:type="gramStart"/>
       <w:r>
         <w:rPr>
           <w:rFonts w:ascii="Courier New" w:eastAsia="Times New Roman" w:hAnsi="Courier New" w:cs="Courier New"/>
@@ -2965,6 +4129,8 @@
         </w:rPr>
         <w:t>main.go</w:t>
       </w:r>
+      <w:proofErr w:type="spellEnd"/>
+      <w:proofErr w:type="gramEnd"/>
       <w:r>
         <w:rPr>
           <w:rFonts w:ascii="Times New Roman" w:eastAsia="Times New Roman" w:hAnsi="Times New Roman" w:cs="Times New Roman"/>
@@ -3015,13 +4181,59 @@
       </w:pBdr>
       <w:jc w:val="center"/>
     </w:pPr>
+    <w:proofErr w:type="gramStart"/>
     <w:r>
       <w:rPr>
         <w:color w:val="999999"/>
         <w:sz w:val="16"/>
         <w:szCs w:val="16"/>
       </w:rPr>
-      <w:t>CONFIDENTIAL  |  Shawn Sammartano  |  BubbleFish Project</w:t>
+      <w:t>CONFIDENTIAL  |</w:t>
+    </w:r>
+    <w:proofErr w:type="gramEnd"/>
+    <w:r>
+      <w:rPr>
+        <w:color w:val="999999"/>
+        <w:sz w:val="16"/>
+        <w:szCs w:val="16"/>
+      </w:rPr>
+      <w:t xml:space="preserve">  Shawn </w:t>
+    </w:r>
+    <w:proofErr w:type="gramStart"/>
+    <w:r>
+      <w:rPr>
+        <w:color w:val="999999"/>
+        <w:sz w:val="16"/>
+        <w:szCs w:val="16"/>
+      </w:rPr>
+      <w:t>Sammartano  |</w:t>
+    </w:r>
+    <w:proofErr w:type="gramEnd"/>
+    <w:r>
+      <w:rPr>
+        <w:color w:val="999999"/>
+        <w:sz w:val="16"/>
+        <w:szCs w:val="16"/>
+      </w:rPr>
+      <w:t xml:space="preserve">  </w:t>
+    </w:r>
+    <w:proofErr w:type="spellStart"/>
+    <w:r>
+      <w:rPr>
+        <w:color w:val="999999"/>
+        <w:sz w:val="16"/>
+        <w:szCs w:val="16"/>
+      </w:rPr>
+      <w:t>BubbleFish</w:t>
+    </w:r>
+    <w:proofErr w:type="spellEnd"/>
+    <w:r>
+      <w:rPr>
+        <w:color w:val="999999"/>
+        <w:sz w:val="16"/>
+        <w:szCs w:val="16"/>
+      </w:rPr>
+      <w:t xml:space="preserve"> Project</w:t>
     </w:r>
   </w:p>
 </w:ftr>
@@ -3054,6 +4266,7 @@
         <w:bottom w:val="single" w:sz="6" w:space="1" w:color="1A1A2E"/>
       </w:pBdr>
     </w:pPr>
+    <w:proofErr w:type="gramStart"/>
     <w:r>
       <w:rPr>
         <w:b/>
@@ -3070,14 +4283,50 @@
         <w:sz w:val="16"/>
         <w:szCs w:val="16"/>
       </w:rPr>
-      <w:t xml:space="preserve">  |  Master Build Plan  |  v</w:t>
+      <w:t xml:space="preserve">  |</w:t>
     </w:r>
+    <w:proofErr w:type="gramEnd"/>
     <w:r>
       <w:rPr>
         <w:color w:val="666666"/>
         <w:sz w:val="16"/>
         <w:szCs w:val="16"/>
       </w:rPr>
+      <w:t xml:space="preserve">  Master Build </w:t>
+    </w:r>
+    <w:proofErr w:type="gramStart"/>
+    <w:r>
+      <w:rPr>
+        <w:color w:val="666666"/>
+        <w:sz w:val="16"/>
+        <w:szCs w:val="16"/>
+      </w:rPr>
+      <w:t>Plan  |</w:t>
+    </w:r>
+    <w:proofErr w:type="gramEnd"/>
+    <w:r>
+      <w:rPr>
+        <w:color w:val="666666"/>
+        <w:sz w:val="16"/>
+        <w:szCs w:val="16"/>
+      </w:rPr>
+      <w:t xml:space="preserve">  </w:t>
+    </w:r>
+    <w:proofErr w:type="gramStart"/>
+    <w:r>
+      <w:rPr>
+        <w:color w:val="666666"/>
+        <w:sz w:val="16"/>
+        <w:szCs w:val="16"/>
+      </w:rPr>
+      <w:t>v</w:t>
+    </w:r>
+    <w:r>
+      <w:rPr>
+        <w:color w:val="666666"/>
+        <w:sz w:val="16"/>
+        <w:szCs w:val="16"/>
+      </w:rPr>
       <w:t>3</w:t>
     </w:r>
     <w:r>
@@ -3086,7 +4335,59 @@
         <w:sz w:val="16"/>
         <w:szCs w:val="16"/>
       </w:rPr>
-      <w:t>.0  |  March 2026</w:t>
+      <w:t>.0  |</w:t>
+    </w:r>
+    <w:proofErr w:type="gramEnd"/>
+    <w:r>
+      <w:rPr>
+        <w:color w:val="666666"/>
+        <w:sz w:val="16"/>
+        <w:szCs w:val="16"/>
+      </w:rPr>
+      <w:t xml:space="preserve">  March 2026</w:t>
+    </w:r>
+    <w:r>
+      <w:rPr>
+        <w:color w:val="666666"/>
+        <w:sz w:val="16"/>
+        <w:szCs w:val="16"/>
+      </w:rPr>
+      <w:tab/>
+    </w:r>
+    <w:proofErr w:type="gramStart"/>
+    <w:r>
+      <w:rPr>
+        <w:color w:val="666666"/>
+        <w:sz w:val="16"/>
+        <w:szCs w:val="16"/>
+      </w:rPr>
+      <w:tab/>
+      <w:t xml:space="preserve">  </w:t>
+    </w:r>
+    <w:r>
+      <w:rPr>
+        <w:color w:val="666666"/>
+        <w:sz w:val="16"/>
+        <w:szCs w:val="16"/>
+      </w:rPr>
+      <w:tab/>
+    </w:r>
+    <w:proofErr w:type="gramEnd"/>
+    <w:r>
+      <w:rPr>
+        <w:color w:val="666666"/>
+        <w:sz w:val="16"/>
+        <w:szCs w:val="16"/>
+      </w:rPr>
+      <w:t xml:space="preserve">   </w:t>
+    </w:r>
+    <w:r>
+      <w:rPr>
+        <w:color w:val="666666"/>
+        <w:sz w:val="16"/>
+        <w:szCs w:val="16"/>
+      </w:rPr>
+      <w:t>© 2026 Shawn Sammartano. All rights reserved.</w:t>
     </w:r>
   </w:p>
 </w:hdr>
